--- a/Knowledge/3-Work knowledge/1-Software Engineering/2-Testing/5-My Source/1-ISTQB Foundation Level/4-Dynamic Testing/2-2-Unit - Component Testing.docx
+++ b/Knowledge/3-Work knowledge/1-Software Engineering/2-Testing/5-My Source/1-ISTQB Foundation Level/4-Dynamic Testing/2-2-Unit - Component Testing.docx
@@ -43,60 +43,77 @@
       </w:pPr>
       <w:r>
         <w:rPr>
-          <w:b/>
-          <w:shd w:val="clear" w:color="auto" w:fill="B7B7B7"/>
-        </w:rPr>
-        <w:t># Source</w:t>
-      </w:r>
-      <w:r>
-        <w:rPr>
-          <w:shd w:val="clear" w:color="auto" w:fill="B7B7B7"/>
-        </w:rPr>
-        <w:t xml:space="preserve">: </w:t>
-      </w:r>
-      <w:proofErr w:type="spellStart"/>
-      <w:r>
-        <w:rPr>
-          <w:b/>
-          <w:shd w:val="clear" w:color="auto" w:fill="B7B7B7"/>
-        </w:rPr>
-        <w:t>Chatgpt</w:t>
-      </w:r>
-      <w:proofErr w:type="spellEnd"/>
-      <w:r>
-        <w:rPr>
-          <w:b/>
-          <w:shd w:val="clear" w:color="auto" w:fill="B7B7B7"/>
-        </w:rPr>
-        <w:t xml:space="preserve"> </w:t>
-      </w:r>
-      <w:r>
-        <w:rPr>
-          <w:b/>
-          <w:sz w:val="14"/>
-          <w:szCs w:val="14"/>
-          <w:shd w:val="clear" w:color="auto" w:fill="B7B7B7"/>
-        </w:rPr>
-        <w:t>(GPT</w:t>
-      </w:r>
-      <w:r>
-        <w:rPr>
-          <w:rFonts w:ascii="Cambria Math" w:hAnsi="Cambria Math" w:cs="Cambria Math"/>
-          <w:b/>
-          <w:sz w:val="14"/>
-          <w:szCs w:val="14"/>
-          <w:shd w:val="clear" w:color="auto" w:fill="B7B7B7"/>
+          <w:rFonts w:ascii="Arial" w:eastAsia="Arial" w:hAnsi="Arial" w:cs="Arial"/>
+          <w:b/>
+          <w:color w:val="000000"/>
+          <w:sz w:val="18"/>
+          <w:highlight w:val="lightGray"/>
+        </w:rPr>
+        <w:t># Source: AI Source: Provided by: [Data Path</w:t>
+      </w:r>
+      <w:r>
+        <w:rPr>
+          <w:rFonts w:ascii="Arial" w:eastAsia="Arial" w:hAnsi="Arial" w:cs="Arial"/>
+          <w:color w:val="000000"/>
+          <w:sz w:val="18"/>
+          <w:highlight w:val="lightGray"/>
+        </w:rPr>
+        <w:t xml:space="preserve">: Persons Table -&gt; ID Column: 1, Name_En Column: Motasem Essam] -&gt; </w:t>
+      </w:r>
+      <w:r>
+        <w:rPr>
+          <w:rFonts w:ascii="Arial" w:eastAsia="Arial" w:hAnsi="Arial" w:cs="Arial"/>
+          <w:b/>
+          <w:color w:val="000000"/>
+          <w:sz w:val="18"/>
+          <w:highlight w:val="lightGray"/>
+        </w:rPr>
+        <w:t>From:</w:t>
+      </w:r>
+      <w:r>
+        <w:rPr>
+          <w:rFonts w:ascii="Arial" w:eastAsia="Arial" w:hAnsi="Arial" w:cs="Arial"/>
+          <w:color w:val="000000"/>
+          <w:sz w:val="18"/>
+          <w:highlight w:val="lightGray"/>
+        </w:rPr>
+        <w:t xml:space="preserve"> [Chatgpt (GPT</w:t>
+      </w:r>
+      <w:r>
+        <w:rPr>
+          <w:rFonts w:ascii="Arial" w:eastAsia="Arial" w:hAnsi="Arial" w:cs="Cambria Math"/>
+          <w:color w:val="000000"/>
+          <w:sz w:val="18"/>
+          <w:highlight w:val="lightGray"/>
         </w:rPr>
         <w:t>‑</w:t>
       </w:r>
       <w:r>
         <w:rPr>
-          <w:b/>
-          <w:sz w:val="14"/>
-          <w:szCs w:val="14"/>
-          <w:shd w:val="clear" w:color="auto" w:fill="B7B7B7"/>
-        </w:rPr>
-        <w:t>5 Mini) at [8/22/2025]</w:t>
+          <w:rFonts w:ascii="Arial" w:eastAsia="Arial" w:hAnsi="Arial" w:cs="Arial"/>
+          <w:color w:val="000000"/>
+          <w:sz w:val="18"/>
+          <w:highlight w:val="lightGray"/>
+        </w:rPr>
+        <w:t xml:space="preserve">5 Mini)] </w:t>
+      </w:r>
+      <w:r>
+        <w:rPr>
+          <w:rFonts w:ascii="Arial" w:eastAsia="Arial" w:hAnsi="Arial" w:cs="Arial"/>
+          <w:b/>
+          <w:color w:val="000000"/>
+          <w:sz w:val="18"/>
+          <w:highlight w:val="lightGray"/>
+        </w:rPr>
+        <w:t>on</w:t>
+      </w:r>
+      <w:r>
+        <w:rPr>
+          <w:rFonts w:ascii="Arial" w:eastAsia="Arial" w:hAnsi="Arial"/>
+          <w:sz w:val="18"/>
+          <w:highlight w:val="lightGray"/>
+        </w:rPr>
+        <w:t xml:space="preserve"> [8/22/2025]</w:t>
       </w:r>
     </w:p>
     <w:p>
@@ -141,7 +158,7 @@
     </w:p>
     <w:p>
       <w:r>
-        <w:pict w14:anchorId="200BC436">
+        <w:pict w14:anchorId="5CD3BA64">
           <v:rect id="_x0000_i1025" style="width:0;height:1.5pt" o:hralign="center" o:hrstd="t" o:hr="t" fillcolor="#a0a0a0" stroked="f"/>
         </w:pict>
       </w:r>
@@ -177,60 +194,77 @@
       </w:pPr>
       <w:r>
         <w:rPr>
-          <w:b/>
-          <w:shd w:val="clear" w:color="auto" w:fill="B7B7B7"/>
-        </w:rPr>
-        <w:t># Source</w:t>
-      </w:r>
-      <w:r>
-        <w:rPr>
-          <w:shd w:val="clear" w:color="auto" w:fill="B7B7B7"/>
-        </w:rPr>
-        <w:t xml:space="preserve">: </w:t>
-      </w:r>
-      <w:proofErr w:type="spellStart"/>
-      <w:r>
-        <w:rPr>
-          <w:b/>
-          <w:shd w:val="clear" w:color="auto" w:fill="B7B7B7"/>
-        </w:rPr>
-        <w:t>Chatgpt</w:t>
-      </w:r>
-      <w:proofErr w:type="spellEnd"/>
-      <w:r>
-        <w:rPr>
-          <w:b/>
-          <w:shd w:val="clear" w:color="auto" w:fill="B7B7B7"/>
-        </w:rPr>
-        <w:t xml:space="preserve"> </w:t>
-      </w:r>
-      <w:r>
-        <w:rPr>
-          <w:b/>
-          <w:sz w:val="14"/>
-          <w:szCs w:val="14"/>
-          <w:shd w:val="clear" w:color="auto" w:fill="B7B7B7"/>
-        </w:rPr>
-        <w:t>(GPT</w:t>
-      </w:r>
-      <w:r>
-        <w:rPr>
-          <w:rFonts w:ascii="Cambria Math" w:hAnsi="Cambria Math" w:cs="Cambria Math"/>
-          <w:b/>
-          <w:sz w:val="14"/>
-          <w:szCs w:val="14"/>
-          <w:shd w:val="clear" w:color="auto" w:fill="B7B7B7"/>
+          <w:rFonts w:ascii="Arial" w:eastAsia="Arial" w:hAnsi="Arial" w:cs="Arial"/>
+          <w:b/>
+          <w:color w:val="000000"/>
+          <w:sz w:val="18"/>
+          <w:highlight w:val="lightGray"/>
+        </w:rPr>
+        <w:t># Source: AI Source: Provided by: [Data Path</w:t>
+      </w:r>
+      <w:r>
+        <w:rPr>
+          <w:rFonts w:ascii="Arial" w:eastAsia="Arial" w:hAnsi="Arial" w:cs="Arial"/>
+          <w:color w:val="000000"/>
+          <w:sz w:val="18"/>
+          <w:highlight w:val="lightGray"/>
+        </w:rPr>
+        <w:t xml:space="preserve">: Persons Table -&gt; ID Column: 1, Name_En Column: Motasem Essam] -&gt; </w:t>
+      </w:r>
+      <w:r>
+        <w:rPr>
+          <w:rFonts w:ascii="Arial" w:eastAsia="Arial" w:hAnsi="Arial" w:cs="Arial"/>
+          <w:b/>
+          <w:color w:val="000000"/>
+          <w:sz w:val="18"/>
+          <w:highlight w:val="lightGray"/>
+        </w:rPr>
+        <w:t>From:</w:t>
+      </w:r>
+      <w:r>
+        <w:rPr>
+          <w:rFonts w:ascii="Arial" w:eastAsia="Arial" w:hAnsi="Arial" w:cs="Arial"/>
+          <w:color w:val="000000"/>
+          <w:sz w:val="18"/>
+          <w:highlight w:val="lightGray"/>
+        </w:rPr>
+        <w:t xml:space="preserve"> [Chatgpt (GPT</w:t>
+      </w:r>
+      <w:r>
+        <w:rPr>
+          <w:rFonts w:ascii="Arial" w:eastAsia="Arial" w:hAnsi="Arial" w:cs="Cambria Math"/>
+          <w:color w:val="000000"/>
+          <w:sz w:val="18"/>
+          <w:highlight w:val="lightGray"/>
         </w:rPr>
         <w:t>‑</w:t>
       </w:r>
       <w:r>
         <w:rPr>
-          <w:b/>
-          <w:sz w:val="14"/>
-          <w:szCs w:val="14"/>
-          <w:shd w:val="clear" w:color="auto" w:fill="B7B7B7"/>
-        </w:rPr>
-        <w:t>5 Mini) at [8/22/2025]</w:t>
+          <w:rFonts w:ascii="Arial" w:eastAsia="Arial" w:hAnsi="Arial" w:cs="Arial"/>
+          <w:color w:val="000000"/>
+          <w:sz w:val="18"/>
+          <w:highlight w:val="lightGray"/>
+        </w:rPr>
+        <w:t xml:space="preserve">5 Mini)] </w:t>
+      </w:r>
+      <w:r>
+        <w:rPr>
+          <w:rFonts w:ascii="Arial" w:eastAsia="Arial" w:hAnsi="Arial" w:cs="Arial"/>
+          <w:b/>
+          <w:color w:val="000000"/>
+          <w:sz w:val="18"/>
+          <w:highlight w:val="lightGray"/>
+        </w:rPr>
+        <w:t>on</w:t>
+      </w:r>
+      <w:r>
+        <w:rPr>
+          <w:rFonts w:ascii="Arial" w:eastAsia="Arial" w:hAnsi="Arial"/>
+          <w:sz w:val="18"/>
+          <w:highlight w:val="lightGray"/>
+        </w:rPr>
+        <w:t xml:space="preserve"> [8/22/2025]</w:t>
       </w:r>
     </w:p>
     <w:p>
@@ -239,7 +273,7 @@
           <w:ilvl w:val="0"/>
           <w:numId w:val="2"/>
         </w:numPr>
-        <w:spacing w:before="240"/>
+        <w:spacing w:before="240" w:after="0" w:line="276" w:lineRule="auto"/>
       </w:pPr>
       <w:r>
         <w:rPr>
@@ -273,6 +307,7 @@
           <w:ilvl w:val="0"/>
           <w:numId w:val="2"/>
         </w:numPr>
+        <w:spacing w:after="0" w:line="276" w:lineRule="auto"/>
       </w:pPr>
       <w:r>
         <w:rPr>
@@ -291,35 +326,7 @@
         <w:rPr>
           <w:rFonts w:ascii="Roboto Mono" w:eastAsia="Roboto Mono" w:hAnsi="Roboto Mono" w:cs="Roboto Mono"/>
         </w:rPr>
-        <w:t xml:space="preserve"> (using frameworks like JUnit, </w:t>
-      </w:r>
-      <w:proofErr w:type="spellStart"/>
-      <w:r>
-        <w:rPr>
-          <w:rFonts w:ascii="Roboto Mono" w:eastAsia="Roboto Mono" w:hAnsi="Roboto Mono" w:cs="Roboto Mono"/>
-        </w:rPr>
-        <w:t>NUnit</w:t>
-      </w:r>
-      <w:proofErr w:type="spellEnd"/>
-      <w:r>
-        <w:rPr>
-          <w:rFonts w:ascii="Roboto Mono" w:eastAsia="Roboto Mono" w:hAnsi="Roboto Mono" w:cs="Roboto Mono"/>
-        </w:rPr>
-        <w:t xml:space="preserve">, </w:t>
-      </w:r>
-      <w:proofErr w:type="spellStart"/>
-      <w:r>
-        <w:rPr>
-          <w:rFonts w:ascii="Roboto Mono" w:eastAsia="Roboto Mono" w:hAnsi="Roboto Mono" w:cs="Roboto Mono"/>
-        </w:rPr>
-        <w:t>PyTest</w:t>
-      </w:r>
-      <w:proofErr w:type="spellEnd"/>
-      <w:r>
-        <w:rPr>
-          <w:rFonts w:ascii="Roboto Mono" w:eastAsia="Roboto Mono" w:hAnsi="Roboto Mono" w:cs="Roboto Mono"/>
-        </w:rPr>
-        <w:t>, etc.).</w:t>
+        <w:t xml:space="preserve"> (using frameworks like JUnit, NUnit, PyTest, etc.).</w:t>
       </w:r>
       <w:r>
         <w:rPr>
@@ -334,6 +341,7 @@
           <w:ilvl w:val="0"/>
           <w:numId w:val="2"/>
         </w:numPr>
+        <w:spacing w:after="0" w:line="276" w:lineRule="auto"/>
       </w:pPr>
       <w:r>
         <w:rPr>
@@ -367,7 +375,7 @@
           <w:ilvl w:val="0"/>
           <w:numId w:val="2"/>
         </w:numPr>
-        <w:spacing w:after="240"/>
+        <w:spacing w:after="240" w:line="276" w:lineRule="auto"/>
       </w:pPr>
       <w:r>
         <w:rPr>
@@ -397,7 +405,7 @@
     </w:p>
     <w:p>
       <w:r>
-        <w:pict w14:anchorId="7E72FFC4">
+        <w:pict w14:anchorId="41A27DD2">
           <v:rect id="_x0000_i1026" style="width:0;height:1.5pt" o:hralign="center" o:hrstd="t" o:hr="t" fillcolor="#a0a0a0" stroked="f"/>
         </w:pict>
       </w:r>
@@ -433,60 +441,77 @@
       </w:pPr>
       <w:r>
         <w:rPr>
-          <w:b/>
-          <w:shd w:val="clear" w:color="auto" w:fill="B7B7B7"/>
-        </w:rPr>
-        <w:t># Source</w:t>
-      </w:r>
-      <w:r>
-        <w:rPr>
-          <w:shd w:val="clear" w:color="auto" w:fill="B7B7B7"/>
-        </w:rPr>
-        <w:t xml:space="preserve">: </w:t>
-      </w:r>
-      <w:proofErr w:type="spellStart"/>
-      <w:r>
-        <w:rPr>
-          <w:b/>
-          <w:shd w:val="clear" w:color="auto" w:fill="B7B7B7"/>
-        </w:rPr>
-        <w:t>Chatgpt</w:t>
-      </w:r>
-      <w:proofErr w:type="spellEnd"/>
-      <w:r>
-        <w:rPr>
-          <w:b/>
-          <w:shd w:val="clear" w:color="auto" w:fill="B7B7B7"/>
-        </w:rPr>
-        <w:t xml:space="preserve"> </w:t>
-      </w:r>
-      <w:r>
-        <w:rPr>
-          <w:b/>
-          <w:sz w:val="14"/>
-          <w:szCs w:val="14"/>
-          <w:shd w:val="clear" w:color="auto" w:fill="B7B7B7"/>
-        </w:rPr>
-        <w:t>(GPT</w:t>
-      </w:r>
-      <w:r>
-        <w:rPr>
-          <w:rFonts w:ascii="Cambria Math" w:hAnsi="Cambria Math" w:cs="Cambria Math"/>
-          <w:b/>
-          <w:sz w:val="14"/>
-          <w:szCs w:val="14"/>
-          <w:shd w:val="clear" w:color="auto" w:fill="B7B7B7"/>
+          <w:rFonts w:ascii="Arial" w:eastAsia="Arial" w:hAnsi="Arial" w:cs="Arial"/>
+          <w:b/>
+          <w:color w:val="000000"/>
+          <w:sz w:val="18"/>
+          <w:highlight w:val="lightGray"/>
+        </w:rPr>
+        <w:t># Source: AI Source: Provided by: [Data Path</w:t>
+      </w:r>
+      <w:r>
+        <w:rPr>
+          <w:rFonts w:ascii="Arial" w:eastAsia="Arial" w:hAnsi="Arial" w:cs="Arial"/>
+          <w:color w:val="000000"/>
+          <w:sz w:val="18"/>
+          <w:highlight w:val="lightGray"/>
+        </w:rPr>
+        <w:t xml:space="preserve">: Persons Table -&gt; ID Column: 1, Name_En Column: Motasem Essam] -&gt; </w:t>
+      </w:r>
+      <w:r>
+        <w:rPr>
+          <w:rFonts w:ascii="Arial" w:eastAsia="Arial" w:hAnsi="Arial" w:cs="Arial"/>
+          <w:b/>
+          <w:color w:val="000000"/>
+          <w:sz w:val="18"/>
+          <w:highlight w:val="lightGray"/>
+        </w:rPr>
+        <w:t>From:</w:t>
+      </w:r>
+      <w:r>
+        <w:rPr>
+          <w:rFonts w:ascii="Arial" w:eastAsia="Arial" w:hAnsi="Arial" w:cs="Arial"/>
+          <w:color w:val="000000"/>
+          <w:sz w:val="18"/>
+          <w:highlight w:val="lightGray"/>
+        </w:rPr>
+        <w:t xml:space="preserve"> [Chatgpt (GPT</w:t>
+      </w:r>
+      <w:r>
+        <w:rPr>
+          <w:rFonts w:ascii="Arial" w:eastAsia="Arial" w:hAnsi="Arial" w:cs="Cambria Math"/>
+          <w:color w:val="000000"/>
+          <w:sz w:val="18"/>
+          <w:highlight w:val="lightGray"/>
         </w:rPr>
         <w:t>‑</w:t>
       </w:r>
       <w:r>
         <w:rPr>
-          <w:b/>
-          <w:sz w:val="14"/>
-          <w:szCs w:val="14"/>
-          <w:shd w:val="clear" w:color="auto" w:fill="B7B7B7"/>
-        </w:rPr>
-        <w:t>5 Mini) at [8/22/2025]</w:t>
+          <w:rFonts w:ascii="Arial" w:eastAsia="Arial" w:hAnsi="Arial" w:cs="Arial"/>
+          <w:color w:val="000000"/>
+          <w:sz w:val="18"/>
+          <w:highlight w:val="lightGray"/>
+        </w:rPr>
+        <w:t xml:space="preserve">5 Mini)] </w:t>
+      </w:r>
+      <w:r>
+        <w:rPr>
+          <w:rFonts w:ascii="Arial" w:eastAsia="Arial" w:hAnsi="Arial" w:cs="Arial"/>
+          <w:b/>
+          <w:color w:val="000000"/>
+          <w:sz w:val="18"/>
+          <w:highlight w:val="lightGray"/>
+        </w:rPr>
+        <w:t>on</w:t>
+      </w:r>
+      <w:r>
+        <w:rPr>
+          <w:rFonts w:ascii="Arial" w:eastAsia="Arial" w:hAnsi="Arial"/>
+          <w:sz w:val="18"/>
+          <w:highlight w:val="lightGray"/>
+        </w:rPr>
+        <w:t xml:space="preserve"> [8/22/2025]</w:t>
       </w:r>
     </w:p>
     <w:p>
@@ -495,7 +520,7 @@
           <w:ilvl w:val="0"/>
           <w:numId w:val="1"/>
         </w:numPr>
-        <w:spacing w:before="240"/>
+        <w:spacing w:before="240" w:after="0" w:line="276" w:lineRule="auto"/>
       </w:pPr>
       <w:r>
         <w:rPr>
@@ -529,6 +554,7 @@
           <w:ilvl w:val="0"/>
           <w:numId w:val="1"/>
         </w:numPr>
+        <w:spacing w:after="0" w:line="276" w:lineRule="auto"/>
       </w:pPr>
       <w:r>
         <w:rPr>
@@ -562,13 +588,12 @@
           <w:ilvl w:val="0"/>
           <w:numId w:val="1"/>
         </w:numPr>
-        <w:spacing w:after="240"/>
-      </w:pPr>
-      <w:r>
-        <w:rPr>
-          <w:rFonts w:ascii="Roboto Mono" w:eastAsia="Roboto Mono" w:hAnsi="Roboto Mono" w:cs="Roboto Mono"/>
-        </w:rPr>
-        <w:lastRenderedPageBreak/>
+        <w:spacing w:after="240" w:line="276" w:lineRule="auto"/>
+      </w:pPr>
+      <w:r>
+        <w:rPr>
+          <w:rFonts w:ascii="Roboto Mono" w:eastAsia="Roboto Mono" w:hAnsi="Roboto Mono" w:cs="Roboto Mono"/>
+        </w:rPr>
         <w:t>Validate logic, boundary conditions, and error handling.</w:t>
       </w:r>
       <w:r>
@@ -577,7 +602,7 @@
     </w:p>
     <w:p>
       <w:r>
-        <w:pict w14:anchorId="1CCAEC3B">
+        <w:pict w14:anchorId="11C1C5EC">
           <v:rect id="_x0000_i1027" style="width:0;height:1.5pt" o:hralign="center" o:hrstd="t" o:hr="t" fillcolor="#a0a0a0" stroked="f"/>
         </w:pict>
       </w:r>
@@ -613,60 +638,77 @@
       </w:pPr>
       <w:r>
         <w:rPr>
-          <w:b/>
-          <w:shd w:val="clear" w:color="auto" w:fill="B7B7B7"/>
-        </w:rPr>
-        <w:t># Source</w:t>
-      </w:r>
-      <w:r>
-        <w:rPr>
-          <w:shd w:val="clear" w:color="auto" w:fill="B7B7B7"/>
-        </w:rPr>
-        <w:t xml:space="preserve">: </w:t>
-      </w:r>
-      <w:proofErr w:type="spellStart"/>
-      <w:r>
-        <w:rPr>
-          <w:b/>
-          <w:shd w:val="clear" w:color="auto" w:fill="B7B7B7"/>
-        </w:rPr>
-        <w:t>Chatgpt</w:t>
-      </w:r>
-      <w:proofErr w:type="spellEnd"/>
-      <w:r>
-        <w:rPr>
-          <w:b/>
-          <w:shd w:val="clear" w:color="auto" w:fill="B7B7B7"/>
-        </w:rPr>
-        <w:t xml:space="preserve"> </w:t>
-      </w:r>
-      <w:r>
-        <w:rPr>
-          <w:b/>
-          <w:sz w:val="14"/>
-          <w:szCs w:val="14"/>
-          <w:shd w:val="clear" w:color="auto" w:fill="B7B7B7"/>
-        </w:rPr>
-        <w:t>(GPT</w:t>
-      </w:r>
-      <w:r>
-        <w:rPr>
-          <w:rFonts w:ascii="Cambria Math" w:hAnsi="Cambria Math" w:cs="Cambria Math"/>
-          <w:b/>
-          <w:sz w:val="14"/>
-          <w:szCs w:val="14"/>
-          <w:shd w:val="clear" w:color="auto" w:fill="B7B7B7"/>
+          <w:rFonts w:ascii="Arial" w:eastAsia="Arial" w:hAnsi="Arial" w:cs="Arial"/>
+          <w:b/>
+          <w:color w:val="000000"/>
+          <w:sz w:val="18"/>
+          <w:highlight w:val="lightGray"/>
+        </w:rPr>
+        <w:t># Source: AI Source: Provided by: [Data Path</w:t>
+      </w:r>
+      <w:r>
+        <w:rPr>
+          <w:rFonts w:ascii="Arial" w:eastAsia="Arial" w:hAnsi="Arial" w:cs="Arial"/>
+          <w:color w:val="000000"/>
+          <w:sz w:val="18"/>
+          <w:highlight w:val="lightGray"/>
+        </w:rPr>
+        <w:t xml:space="preserve">: Persons Table -&gt; ID Column: 1, Name_En Column: Motasem Essam] -&gt; </w:t>
+      </w:r>
+      <w:r>
+        <w:rPr>
+          <w:rFonts w:ascii="Arial" w:eastAsia="Arial" w:hAnsi="Arial" w:cs="Arial"/>
+          <w:b/>
+          <w:color w:val="000000"/>
+          <w:sz w:val="18"/>
+          <w:highlight w:val="lightGray"/>
+        </w:rPr>
+        <w:t>From:</w:t>
+      </w:r>
+      <w:r>
+        <w:rPr>
+          <w:rFonts w:ascii="Arial" w:eastAsia="Arial" w:hAnsi="Arial" w:cs="Arial"/>
+          <w:color w:val="000000"/>
+          <w:sz w:val="18"/>
+          <w:highlight w:val="lightGray"/>
+        </w:rPr>
+        <w:t xml:space="preserve"> [Chatgpt (GPT</w:t>
+      </w:r>
+      <w:r>
+        <w:rPr>
+          <w:rFonts w:ascii="Arial" w:eastAsia="Arial" w:hAnsi="Arial" w:cs="Cambria Math"/>
+          <w:color w:val="000000"/>
+          <w:sz w:val="18"/>
+          <w:highlight w:val="lightGray"/>
         </w:rPr>
         <w:t>‑</w:t>
       </w:r>
       <w:r>
         <w:rPr>
-          <w:b/>
-          <w:sz w:val="14"/>
-          <w:szCs w:val="14"/>
-          <w:shd w:val="clear" w:color="auto" w:fill="B7B7B7"/>
-        </w:rPr>
-        <w:t>5 Mini) at [8/22/2025]</w:t>
+          <w:rFonts w:ascii="Arial" w:eastAsia="Arial" w:hAnsi="Arial" w:cs="Arial"/>
+          <w:color w:val="000000"/>
+          <w:sz w:val="18"/>
+          <w:highlight w:val="lightGray"/>
+        </w:rPr>
+        <w:t xml:space="preserve">5 Mini)] </w:t>
+      </w:r>
+      <w:r>
+        <w:rPr>
+          <w:rFonts w:ascii="Arial" w:eastAsia="Arial" w:hAnsi="Arial" w:cs="Arial"/>
+          <w:b/>
+          <w:color w:val="000000"/>
+          <w:sz w:val="18"/>
+          <w:highlight w:val="lightGray"/>
+        </w:rPr>
+        <w:t>on</w:t>
+      </w:r>
+      <w:r>
+        <w:rPr>
+          <w:rFonts w:ascii="Arial" w:eastAsia="Arial" w:hAnsi="Arial"/>
+          <w:sz w:val="18"/>
+          <w:highlight w:val="lightGray"/>
+        </w:rPr>
+        <w:t xml:space="preserve"> [8/22/2025]</w:t>
       </w:r>
     </w:p>
     <w:p>
@@ -693,21 +735,7 @@
         <w:rPr>
           <w:rFonts w:ascii="Roboto Mono" w:eastAsia="Roboto Mono" w:hAnsi="Roboto Mono" w:cs="Roboto Mono"/>
         </w:rPr>
-        <w:t xml:space="preserve">def </w:t>
-      </w:r>
-      <w:proofErr w:type="spellStart"/>
-      <w:r>
-        <w:rPr>
-          <w:rFonts w:ascii="Roboto Mono" w:eastAsia="Roboto Mono" w:hAnsi="Roboto Mono" w:cs="Roboto Mono"/>
-        </w:rPr>
-        <w:t>calculate_interest</w:t>
-      </w:r>
-      <w:proofErr w:type="spellEnd"/>
-      <w:r>
-        <w:rPr>
-          <w:rFonts w:ascii="Roboto Mono" w:eastAsia="Roboto Mono" w:hAnsi="Roboto Mono" w:cs="Roboto Mono"/>
-        </w:rPr>
-        <w:t>(balance, rate):</w:t>
+        <w:t>def calculate_interest(balance, rate):</w:t>
       </w:r>
     </w:p>
     <w:p>
@@ -752,7 +780,7 @@
           <w:ilvl w:val="0"/>
           <w:numId w:val="3"/>
         </w:numPr>
-        <w:spacing w:before="240"/>
+        <w:spacing w:before="240" w:after="0" w:line="276" w:lineRule="auto"/>
       </w:pPr>
       <w:r>
         <w:rPr>
@@ -794,6 +822,7 @@
           <w:ilvl w:val="0"/>
           <w:numId w:val="3"/>
         </w:numPr>
+        <w:spacing w:after="0" w:line="276" w:lineRule="auto"/>
       </w:pPr>
       <w:r>
         <w:rPr>
@@ -835,7 +864,7 @@
           <w:ilvl w:val="0"/>
           <w:numId w:val="3"/>
         </w:numPr>
-        <w:spacing w:after="240"/>
+        <w:spacing w:after="240" w:line="276" w:lineRule="auto"/>
       </w:pPr>
       <w:r>
         <w:rPr>
@@ -905,7 +934,7 @@
     </w:p>
     <w:p>
       <w:r>
-        <w:pict w14:anchorId="2FD547CF">
+        <w:pict w14:anchorId="51D2A009">
           <v:rect id="_x0000_i1028" style="width:0;height:1.5pt" o:hralign="center" o:hrstd="t" o:hr="t" fillcolor="#a0a0a0" stroked="f"/>
         </w:pict>
       </w:r>
@@ -972,18 +1001,19 @@
     </w:p>
     <w:p>
       <w:r>
-        <w:pict w14:anchorId="2430A8C4">
+        <w:pict w14:anchorId="1852670B">
           <v:rect id="_x0000_i1029" style="width:0;height:1.5pt" o:hralign="center" o:hrstd="t" o:hr="t" fillcolor="#a0a0a0" stroked="f"/>
         </w:pict>
       </w:r>
     </w:p>
+    <w:p/>
     <w:p/>
     <w:p/>
     <w:sectPr>
       <w:pgSz w:w="12240" w:h="15840"/>
       <w:pgMar w:top="1440" w:right="1440" w:bottom="1440" w:left="1440" w:header="720" w:footer="720" w:gutter="0"/>
-      <w:pgNumType w:start="1"/>
       <w:cols w:space="720"/>
+      <w:docGrid w:linePitch="360"/>
     </w:sectPr>
   </w:body>
 </w:document>
@@ -1742,18 +1772,6 @@
   <w:style w:type="paragraph" w:default="1" w:styleId="Normal">
     <w:name w:val="Normal"/>
     <w:qFormat/>
-    <w:rsid w:val="00273F70"/>
-    <w:pPr>
-      <w:spacing w:after="0" w:line="276" w:lineRule="auto"/>
-    </w:pPr>
-    <w:rPr>
-      <w:rFonts w:ascii="Arial" w:eastAsia="Arial" w:hAnsi="Arial" w:cs="Arial"/>
-      <w:kern w:val="0"/>
-      <w:sz w:val="22"/>
-      <w:szCs w:val="22"/>
-      <w:lang w:val="en"/>
-      <w14:ligatures w14:val="none"/>
-    </w:rPr>
   </w:style>
   <w:style w:type="paragraph" w:styleId="Heading1">
     <w:name w:val="heading 1"/>
@@ -1762,7 +1780,7 @@
     <w:link w:val="Heading1Char"/>
     <w:uiPriority w:val="9"/>
     <w:qFormat/>
-    <w:rsid w:val="00E74DFF"/>
+    <w:rsid w:val="009449F4"/>
     <w:pPr>
       <w:keepNext/>
       <w:keepLines/>
@@ -1785,7 +1803,7 @@
     <w:semiHidden/>
     <w:unhideWhenUsed/>
     <w:qFormat/>
-    <w:rsid w:val="00E74DFF"/>
+    <w:rsid w:val="009449F4"/>
     <w:pPr>
       <w:keepNext/>
       <w:keepLines/>
@@ -1807,7 +1825,7 @@
     <w:uiPriority w:val="9"/>
     <w:unhideWhenUsed/>
     <w:qFormat/>
-    <w:rsid w:val="00E74DFF"/>
+    <w:rsid w:val="009449F4"/>
     <w:pPr>
       <w:keepNext/>
       <w:keepLines/>
@@ -1830,7 +1848,7 @@
     <w:semiHidden/>
     <w:unhideWhenUsed/>
     <w:qFormat/>
-    <w:rsid w:val="00E74DFF"/>
+    <w:rsid w:val="009449F4"/>
     <w:pPr>
       <w:keepNext/>
       <w:keepLines/>
@@ -1853,7 +1871,7 @@
     <w:semiHidden/>
     <w:unhideWhenUsed/>
     <w:qFormat/>
-    <w:rsid w:val="00E74DFF"/>
+    <w:rsid w:val="009449F4"/>
     <w:pPr>
       <w:keepNext/>
       <w:keepLines/>
@@ -1874,11 +1892,11 @@
     <w:semiHidden/>
     <w:unhideWhenUsed/>
     <w:qFormat/>
-    <w:rsid w:val="00E74DFF"/>
+    <w:rsid w:val="009449F4"/>
     <w:pPr>
       <w:keepNext/>
       <w:keepLines/>
-      <w:spacing w:before="40"/>
+      <w:spacing w:before="40" w:after="0"/>
       <w:outlineLvl w:val="5"/>
     </w:pPr>
     <w:rPr>
@@ -1897,11 +1915,11 @@
     <w:semiHidden/>
     <w:unhideWhenUsed/>
     <w:qFormat/>
-    <w:rsid w:val="00E74DFF"/>
+    <w:rsid w:val="009449F4"/>
     <w:pPr>
       <w:keepNext/>
       <w:keepLines/>
-      <w:spacing w:before="40"/>
+      <w:spacing w:before="40" w:after="0"/>
       <w:outlineLvl w:val="6"/>
     </w:pPr>
     <w:rPr>
@@ -1918,10 +1936,11 @@
     <w:semiHidden/>
     <w:unhideWhenUsed/>
     <w:qFormat/>
-    <w:rsid w:val="00E74DFF"/>
+    <w:rsid w:val="009449F4"/>
     <w:pPr>
       <w:keepNext/>
       <w:keepLines/>
+      <w:spacing w:after="0"/>
       <w:outlineLvl w:val="7"/>
     </w:pPr>
     <w:rPr>
@@ -1940,10 +1959,11 @@
     <w:semiHidden/>
     <w:unhideWhenUsed/>
     <w:qFormat/>
-    <w:rsid w:val="00E74DFF"/>
+    <w:rsid w:val="009449F4"/>
     <w:pPr>
       <w:keepNext/>
       <w:keepLines/>
+      <w:spacing w:after="0"/>
       <w:outlineLvl w:val="8"/>
     </w:pPr>
     <w:rPr>
@@ -1983,7 +2003,7 @@
     <w:basedOn w:val="DefaultParagraphFont"/>
     <w:link w:val="Heading1"/>
     <w:uiPriority w:val="9"/>
-    <w:rsid w:val="00E74DFF"/>
+    <w:rsid w:val="009449F4"/>
     <w:rPr>
       <w:rFonts w:asciiTheme="majorHAnsi" w:eastAsiaTheme="majorEastAsia" w:hAnsiTheme="majorHAnsi" w:cstheme="majorBidi"/>
       <w:color w:val="2F5496" w:themeColor="accent1" w:themeShade="BF"/>
@@ -1997,7 +2017,7 @@
     <w:link w:val="Heading2"/>
     <w:uiPriority w:val="9"/>
     <w:semiHidden/>
-    <w:rsid w:val="00E74DFF"/>
+    <w:rsid w:val="009449F4"/>
     <w:rPr>
       <w:rFonts w:asciiTheme="majorHAnsi" w:eastAsiaTheme="majorEastAsia" w:hAnsiTheme="majorHAnsi" w:cstheme="majorBidi"/>
       <w:color w:val="2F5496" w:themeColor="accent1" w:themeShade="BF"/>
@@ -2010,7 +2030,7 @@
     <w:basedOn w:val="DefaultParagraphFont"/>
     <w:link w:val="Heading3"/>
     <w:uiPriority w:val="9"/>
-    <w:rsid w:val="00E74DFF"/>
+    <w:rsid w:val="009449F4"/>
     <w:rPr>
       <w:rFonts w:eastAsiaTheme="majorEastAsia" w:cstheme="majorBidi"/>
       <w:color w:val="2F5496" w:themeColor="accent1" w:themeShade="BF"/>
@@ -2024,7 +2044,7 @@
     <w:link w:val="Heading4"/>
     <w:uiPriority w:val="9"/>
     <w:semiHidden/>
-    <w:rsid w:val="00E74DFF"/>
+    <w:rsid w:val="009449F4"/>
     <w:rPr>
       <w:rFonts w:eastAsiaTheme="majorEastAsia" w:cstheme="majorBidi"/>
       <w:i/>
@@ -2038,7 +2058,7 @@
     <w:link w:val="Heading5"/>
     <w:uiPriority w:val="9"/>
     <w:semiHidden/>
-    <w:rsid w:val="00E74DFF"/>
+    <w:rsid w:val="009449F4"/>
     <w:rPr>
       <w:rFonts w:eastAsiaTheme="majorEastAsia" w:cstheme="majorBidi"/>
       <w:color w:val="2F5496" w:themeColor="accent1" w:themeShade="BF"/>
@@ -2050,7 +2070,7 @@
     <w:link w:val="Heading6"/>
     <w:uiPriority w:val="9"/>
     <w:semiHidden/>
-    <w:rsid w:val="00E74DFF"/>
+    <w:rsid w:val="009449F4"/>
     <w:rPr>
       <w:rFonts w:eastAsiaTheme="majorEastAsia" w:cstheme="majorBidi"/>
       <w:i/>
@@ -2064,7 +2084,7 @@
     <w:link w:val="Heading7"/>
     <w:uiPriority w:val="9"/>
     <w:semiHidden/>
-    <w:rsid w:val="00E74DFF"/>
+    <w:rsid w:val="009449F4"/>
     <w:rPr>
       <w:rFonts w:eastAsiaTheme="majorEastAsia" w:cstheme="majorBidi"/>
       <w:color w:val="595959" w:themeColor="text1" w:themeTint="A6"/>
@@ -2076,7 +2096,7 @@
     <w:link w:val="Heading8"/>
     <w:uiPriority w:val="9"/>
     <w:semiHidden/>
-    <w:rsid w:val="00E74DFF"/>
+    <w:rsid w:val="009449F4"/>
     <w:rPr>
       <w:rFonts w:eastAsiaTheme="majorEastAsia" w:cstheme="majorBidi"/>
       <w:i/>
@@ -2090,7 +2110,7 @@
     <w:link w:val="Heading9"/>
     <w:uiPriority w:val="9"/>
     <w:semiHidden/>
-    <w:rsid w:val="00E74DFF"/>
+    <w:rsid w:val="009449F4"/>
     <w:rPr>
       <w:rFonts w:eastAsiaTheme="majorEastAsia" w:cstheme="majorBidi"/>
       <w:color w:val="272727" w:themeColor="text1" w:themeTint="D8"/>
@@ -2103,7 +2123,7 @@
     <w:link w:val="TitleChar"/>
     <w:uiPriority w:val="10"/>
     <w:qFormat/>
-    <w:rsid w:val="00E74DFF"/>
+    <w:rsid w:val="009449F4"/>
     <w:pPr>
       <w:spacing w:after="80" w:line="240" w:lineRule="auto"/>
       <w:contextualSpacing/>
@@ -2121,7 +2141,7 @@
     <w:basedOn w:val="DefaultParagraphFont"/>
     <w:link w:val="Title"/>
     <w:uiPriority w:val="10"/>
-    <w:rsid w:val="00E74DFF"/>
+    <w:rsid w:val="009449F4"/>
     <w:rPr>
       <w:rFonts w:asciiTheme="majorHAnsi" w:eastAsiaTheme="majorEastAsia" w:hAnsiTheme="majorHAnsi" w:cstheme="majorBidi"/>
       <w:spacing w:val="-10"/>
@@ -2137,7 +2157,7 @@
     <w:link w:val="SubtitleChar"/>
     <w:uiPriority w:val="11"/>
     <w:qFormat/>
-    <w:rsid w:val="00E74DFF"/>
+    <w:rsid w:val="009449F4"/>
     <w:pPr>
       <w:numPr>
         <w:ilvl w:val="1"/>
@@ -2156,7 +2176,7 @@
     <w:basedOn w:val="DefaultParagraphFont"/>
     <w:link w:val="Subtitle"/>
     <w:uiPriority w:val="11"/>
-    <w:rsid w:val="00E74DFF"/>
+    <w:rsid w:val="009449F4"/>
     <w:rPr>
       <w:rFonts w:eastAsiaTheme="majorEastAsia" w:cstheme="majorBidi"/>
       <w:color w:val="595959" w:themeColor="text1" w:themeTint="A6"/>
@@ -2172,7 +2192,7 @@
     <w:link w:val="QuoteChar"/>
     <w:uiPriority w:val="29"/>
     <w:qFormat/>
-    <w:rsid w:val="00E74DFF"/>
+    <w:rsid w:val="009449F4"/>
     <w:pPr>
       <w:spacing w:before="160"/>
       <w:jc w:val="center"/>
@@ -2188,7 +2208,7 @@
     <w:basedOn w:val="DefaultParagraphFont"/>
     <w:link w:val="Quote"/>
     <w:uiPriority w:val="29"/>
-    <w:rsid w:val="00E74DFF"/>
+    <w:rsid w:val="009449F4"/>
     <w:rPr>
       <w:i/>
       <w:iCs/>
@@ -2200,7 +2220,7 @@
     <w:basedOn w:val="Normal"/>
     <w:uiPriority w:val="34"/>
     <w:qFormat/>
-    <w:rsid w:val="00E74DFF"/>
+    <w:rsid w:val="009449F4"/>
     <w:pPr>
       <w:ind w:left="720"/>
       <w:contextualSpacing/>
@@ -2211,7 +2231,7 @@
     <w:basedOn w:val="DefaultParagraphFont"/>
     <w:uiPriority w:val="21"/>
     <w:qFormat/>
-    <w:rsid w:val="00E74DFF"/>
+    <w:rsid w:val="009449F4"/>
     <w:rPr>
       <w:i/>
       <w:iCs/>
@@ -2225,7 +2245,7 @@
     <w:link w:val="IntenseQuoteChar"/>
     <w:uiPriority w:val="30"/>
     <w:qFormat/>
-    <w:rsid w:val="00E74DFF"/>
+    <w:rsid w:val="009449F4"/>
     <w:pPr>
       <w:pBdr>
         <w:top w:val="single" w:sz="4" w:space="10" w:color="2F5496" w:themeColor="accent1" w:themeShade="BF"/>
@@ -2246,7 +2266,7 @@
     <w:basedOn w:val="DefaultParagraphFont"/>
     <w:link w:val="IntenseQuote"/>
     <w:uiPriority w:val="30"/>
-    <w:rsid w:val="00E74DFF"/>
+    <w:rsid w:val="009449F4"/>
     <w:rPr>
       <w:i/>
       <w:iCs/>
@@ -2258,7 +2278,7 @@
     <w:basedOn w:val="DefaultParagraphFont"/>
     <w:uiPriority w:val="32"/>
     <w:qFormat/>
-    <w:rsid w:val="00E74DFF"/>
+    <w:rsid w:val="009449F4"/>
     <w:rPr>
       <w:b/>
       <w:bCs/>
